--- a/Part A - Analisis Konseptual.docx
+++ b/Part A - Analisis Konseptual.docx
@@ -1959,23 +1959,7 @@
                 <w:rFonts w:ascii="Times New Roman" w:hAnsi="Times New Roman" w:cs="Times New Roman"/>
                 <w:noProof/>
               </w:rPr>
-              <w:t xml:space="preserve">H. Kaiming, "Identity Mappings in Deep Residual Networks," </w:t>
-            </w:r>
-            <w:r>
-              <w:rPr>
-                <w:rFonts w:ascii="Times New Roman" w:hAnsi="Times New Roman" w:cs="Times New Roman"/>
-                <w:i/>
-                <w:iCs/>
-                <w:noProof/>
-              </w:rPr>
-              <w:t xml:space="preserve">Computer Vision and Pattern Recognition, </w:t>
-            </w:r>
-            <w:r>
-              <w:rPr>
-                <w:rFonts w:ascii="Times New Roman" w:hAnsi="Times New Roman" w:cs="Times New Roman"/>
-                <w:noProof/>
-              </w:rPr>
-              <w:t xml:space="preserve">pp. 1-15, 2016. </w:t>
+              <w:t>K. He, X. Zhang, S. Ren, and J. Sun, “Deep residual learning for image recognition,” in Proc. IEEE Conf. Computer Vision and Pattern Recognition (CVPR), 2016, pp. 770–778. [Online]. Available: https://arxiv.org/abs/1512.03385</w:t>
             </w:r>
           </w:p>
         </w:tc>
@@ -2024,23 +2008,7 @@
                 <w:rFonts w:ascii="Times New Roman" w:hAnsi="Times New Roman" w:cs="Times New Roman"/>
                 <w:noProof/>
               </w:rPr>
-              <w:t xml:space="preserve">H. Kaiming, "Deep Resiudal Learning for Image Recognition," </w:t>
-            </w:r>
-            <w:r>
-              <w:rPr>
-                <w:rFonts w:ascii="Times New Roman" w:hAnsi="Times New Roman" w:cs="Times New Roman"/>
-                <w:i/>
-                <w:iCs/>
-                <w:noProof/>
-              </w:rPr>
-              <w:t xml:space="preserve">Computer Vision and Pattern Recognition, </w:t>
-            </w:r>
-            <w:r>
-              <w:rPr>
-                <w:rFonts w:ascii="Times New Roman" w:hAnsi="Times New Roman" w:cs="Times New Roman"/>
-                <w:noProof/>
-              </w:rPr>
-              <w:t xml:space="preserve">vol. 1, pp. 1-12, 2015. </w:t>
+              <w:t>K. He, X. Zhang, S. Ren, and J. Sun, “Identity mappings in deep residual networks,” in Computer Vision – ECCV 2016, Lecture Notes in Computer Science, 2016, pp. 630–645. [Online]. Available: https://arxiv.org/abs/1603.05027</w:t>
             </w:r>
           </w:p>
         </w:tc>
@@ -2087,23 +2055,7 @@
                 <w:rFonts w:ascii="Times New Roman" w:hAnsi="Times New Roman" w:cs="Times New Roman"/>
                 <w:noProof/>
               </w:rPr>
-              <w:t xml:space="preserve">K. Ananya, "Fne-Tuning can Distort Pretrained Features and Underperform Out-of-Distribution," </w:t>
-            </w:r>
-            <w:r>
-              <w:rPr>
-                <w:rFonts w:ascii="Times New Roman" w:hAnsi="Times New Roman" w:cs="Times New Roman"/>
-                <w:i/>
-                <w:iCs/>
-                <w:noProof/>
-              </w:rPr>
-              <w:t xml:space="preserve">Machine Learning, </w:t>
-            </w:r>
-            <w:r>
-              <w:rPr>
-                <w:rFonts w:ascii="Times New Roman" w:hAnsi="Times New Roman" w:cs="Times New Roman"/>
-                <w:noProof/>
-              </w:rPr>
-              <w:t>pp. 1-54, 2022.</w:t>
+              <w:t>A. Kumar, A. Raghunathan, R. Jones, T. Ma, and P. Liang, “Fine-tuning can distort pretrained features and underperform out-of-distribution,” in Proc. Int. Conf. Learning Representations (ICLR), 2022. [Online]. Available: https://arxiv.org/abs/2202.10054</w:t>
             </w:r>
           </w:p>
         </w:tc>
@@ -2150,23 +2102,7 @@
                 <w:rFonts w:ascii="Times New Roman" w:hAnsi="Times New Roman" w:cs="Times New Roman"/>
                 <w:noProof/>
               </w:rPr>
-              <w:t xml:space="preserve">Y. Jason, "How transferable are features in deep neutral networks," </w:t>
-            </w:r>
-            <w:r>
-              <w:rPr>
-                <w:rFonts w:ascii="Times New Roman" w:hAnsi="Times New Roman" w:cs="Times New Roman"/>
-                <w:i/>
-                <w:iCs/>
-                <w:noProof/>
-              </w:rPr>
-              <w:t xml:space="preserve">Machine Learning, </w:t>
-            </w:r>
-            <w:r>
-              <w:rPr>
-                <w:rFonts w:ascii="Times New Roman" w:hAnsi="Times New Roman" w:cs="Times New Roman"/>
-                <w:noProof/>
-              </w:rPr>
-              <w:t>pp. 1-14, 2014.</w:t>
+              <w:t>J. Yosinski, J. Clune, Y. Bengio, and H. Lipson, “How transferable are features in deep neural networks?,” in Advances in Neural Information Processing Systems (NeurIPS), 2014. [Online]. Available: https://arxiv.org/abs/1411.1792</w:t>
             </w:r>
           </w:p>
         </w:tc>
@@ -2213,23 +2149,7 @@
                 <w:rFonts w:ascii="Times New Roman" w:hAnsi="Times New Roman" w:cs="Times New Roman"/>
                 <w:noProof/>
               </w:rPr>
-              <w:t xml:space="preserve">S. Connor, "A survey on Image Data Augmentation for Deep Learning," </w:t>
-            </w:r>
-            <w:r>
-              <w:rPr>
-                <w:rFonts w:ascii="Times New Roman" w:hAnsi="Times New Roman" w:cs="Times New Roman"/>
-                <w:i/>
-                <w:iCs/>
-                <w:noProof/>
-              </w:rPr>
-              <w:t xml:space="preserve">Journal of Big Data, </w:t>
-            </w:r>
-            <w:r>
-              <w:rPr>
-                <w:rFonts w:ascii="Times New Roman" w:hAnsi="Times New Roman" w:cs="Times New Roman"/>
-                <w:noProof/>
-              </w:rPr>
-              <w:t xml:space="preserve">vol. VI, pp. 1-48, 2019. </w:t>
+              <w:t>C. Shorten and T. M. Khoshgoftaar, “A survey on image data augmentation for deep learning,” Journal of Big Data, vol. 6, no. 1, art. no. 60, 2019. [Online]. Available: https://doi.org/10.1186/s40537-019-0197-0</w:t>
             </w:r>
           </w:p>
         </w:tc>
@@ -2276,23 +2196,7 @@
                 <w:rFonts w:ascii="Times New Roman" w:hAnsi="Times New Roman" w:cs="Times New Roman"/>
                 <w:noProof/>
               </w:rPr>
-              <w:t xml:space="preserve">H. Jeremy, "Universal Language Model Fine-tuning for Text Classification," </w:t>
-            </w:r>
-            <w:r>
-              <w:rPr>
-                <w:rFonts w:ascii="Times New Roman" w:hAnsi="Times New Roman" w:cs="Times New Roman"/>
-                <w:i/>
-                <w:iCs/>
-                <w:noProof/>
-              </w:rPr>
-              <w:t xml:space="preserve">Computation and Language, </w:t>
-            </w:r>
-            <w:r>
-              <w:rPr>
-                <w:rFonts w:ascii="Times New Roman" w:hAnsi="Times New Roman" w:cs="Times New Roman"/>
-                <w:noProof/>
-              </w:rPr>
-              <w:t xml:space="preserve">pp. 1-12, 2018. </w:t>
+              <w:t>J. Howard and S. Ruder, “Universal language model fine-tuning for text classification,” in Proc. 56th Annual Meeting of the Association for Computational Linguistics (ACL), 2018, pp. 328–339. [Online]. Available: https://aclanthology.org/P18-1031/</w:t>
             </w:r>
           </w:p>
         </w:tc>
@@ -2339,23 +2243,7 @@
                 <w:rFonts w:ascii="Times New Roman" w:hAnsi="Times New Roman" w:cs="Times New Roman"/>
                 <w:noProof/>
               </w:rPr>
-              <w:t xml:space="preserve">K. James, "Overcoming catastrophic forgetting inneural networks," </w:t>
-            </w:r>
-            <w:r>
-              <w:rPr>
-                <w:rFonts w:ascii="Times New Roman" w:hAnsi="Times New Roman" w:cs="Times New Roman"/>
-                <w:i/>
-                <w:iCs/>
-                <w:noProof/>
-              </w:rPr>
-              <w:t xml:space="preserve">Applied Mathematics, </w:t>
-            </w:r>
-            <w:r>
-              <w:rPr>
-                <w:rFonts w:ascii="Times New Roman" w:hAnsi="Times New Roman" w:cs="Times New Roman"/>
-                <w:noProof/>
-              </w:rPr>
-              <w:t xml:space="preserve">vol. 114, no. 13, pp. 3251-3256, 2017. </w:t>
+              <w:t>J. Kirkpatrick et al., “Overcoming catastrophic forgetting in neural networks,” Proceedings of the National Academy of Sciences, vol. 114, no. 13, pp. 3521–3526, 2017. [Online]. Available: https://doi.org/10.1073/pnas.1611835114</w:t>
             </w:r>
           </w:p>
         </w:tc>
@@ -2401,7 +2289,7 @@
               <w:rPr>
                 <w:rFonts w:ascii="Times New Roman" w:hAnsi="Times New Roman" w:cs="Times New Roman"/>
               </w:rPr>
-              <w:t>X. Li, S. Chen, X. Hu, and J. Yang, “Understanding the disharmony between dropout and batch normalization by variance shift,” in Proc. IEEE/CVF Conf. Computer Vision and Pattern Recognition (CVPR), 2019, pp. 2682–2690.</w:t>
+              <w:t>X. Li, S. Chen, X. Hu, and J. Yang, “Understanding the disharmony between dropout and batch normalization by variance shift,” in Proc. IEEE/CVF Conf. Computer Vision and Pattern Recognition (CVPR), 2019, pp. 2677–2685. [Online]. Available: https://arxiv.org/abs/1801.05134</w:t>
             </w:r>
           </w:p>
         </w:tc>
